--- a/docs/High Level Document.docx
+++ b/docs/High Level Document.docx
@@ -2800,8 +2800,8 @@
           </w14:textFill>
         </w:rPr>
       </w:pPr>
-      <w:bookmarkStart w:id="3" w:name="_Toc110433759"/>
-      <w:bookmarkStart w:id="4" w:name="_Toc110595995"/>
+      <w:bookmarkStart w:id="3" w:name="_Toc110595995"/>
+      <w:bookmarkStart w:id="4" w:name="_Toc110433759"/>
       <w:r>
         <w:rPr>
           <w:rFonts w:hint="default" w:ascii="Arial" w:hAnsi="Arial" w:cs="Arial"/>
@@ -3027,8 +3027,8 @@
           </w14:textFill>
         </w:rPr>
       </w:pPr>
-      <w:bookmarkStart w:id="5" w:name="_Toc110595996"/>
-      <w:bookmarkStart w:id="6" w:name="_Toc110433760"/>
+      <w:bookmarkStart w:id="5" w:name="_Toc110433760"/>
+      <w:bookmarkStart w:id="6" w:name="_Toc110595996"/>
       <w:r>
         <w:rPr>
           <w:rFonts w:hint="default" w:ascii="Arial" w:hAnsi="Arial" w:cs="Arial"/>
@@ -5004,7 +5004,6 @@
           <w:lang w:val="en-IN"/>
         </w:rPr>
       </w:pPr>
-      <w:bookmarkStart w:id="27" w:name="_GoBack"/>
       <w:r>
         <w:drawing>
           <wp:anchor distT="0" distB="0" distL="114300" distR="114300" simplePos="0" relativeHeight="251664384" behindDoc="0" locked="0" layoutInCell="1" allowOverlap="1">
@@ -5063,7 +5062,6 @@
           </wp:anchor>
         </w:drawing>
       </w:r>
-      <w:bookmarkEnd w:id="27"/>
       <w:r>
         <w:drawing>
           <wp:anchor distT="0" distB="0" distL="114300" distR="114300" simplePos="0" relativeHeight="251662336" behindDoc="0" locked="0" layoutInCell="1" allowOverlap="1">
@@ -7490,13 +7488,17 @@
     <w:p>
       <w:pPr>
         <w:rPr>
-          <w:rFonts w:hint="default"/>
-          <w:lang w:val="en-IN"/>
-        </w:rPr>
-      </w:pPr>
-      <w:r>
-        <w:rPr>
-          <w:rFonts w:hint="default"/>
+          <w:rFonts w:hint="default" w:ascii="Arial" w:hAnsi="Arial" w:cs="Arial"/>
+          <w:sz w:val="24"/>
+          <w:szCs w:val="24"/>
+          <w:lang w:val="en-IN"/>
+        </w:rPr>
+      </w:pPr>
+      <w:r>
+        <w:rPr>
+          <w:rFonts w:hint="default" w:ascii="Arial" w:hAnsi="Arial" w:cs="Arial"/>
+          <w:sz w:val="24"/>
+          <w:szCs w:val="24"/>
           <w:lang w:val="en-IN"/>
         </w:rPr>
         <w:drawing>
@@ -7557,7 +7559,57 @@
     <w:p>
       <w:pPr>
         <w:jc w:val="both"/>
-      </w:pPr>
+        <w:rPr>
+          <w:rFonts w:hint="default" w:ascii="Arial" w:hAnsi="Arial" w:cs="Arial"/>
+          <w:sz w:val="24"/>
+          <w:szCs w:val="24"/>
+          <w:lang w:val="en-US"/>
+        </w:rPr>
+      </w:pPr>
+      <w:r>
+        <w:rPr>
+          <w:rFonts w:hint="default" w:ascii="Arial" w:hAnsi="Arial" w:cs="Arial"/>
+          <w:sz w:val="24"/>
+          <w:szCs w:val="24"/>
+          <w:lang w:val="en-US"/>
+        </w:rPr>
+        <w:t>It is deploy</w:t>
+      </w:r>
+      <w:bookmarkStart w:id="27" w:name="_GoBack"/>
+      <w:bookmarkEnd w:id="27"/>
+      <w:r>
+        <w:rPr>
+          <w:rFonts w:hint="default" w:ascii="Arial" w:hAnsi="Arial" w:cs="Arial"/>
+          <w:sz w:val="24"/>
+          <w:szCs w:val="24"/>
+          <w:lang w:val="en-US"/>
+        </w:rPr>
+        <w:t xml:space="preserve">ed in web at - </w:t>
+      </w:r>
+    </w:p>
+    <w:p>
+      <w:pPr>
+        <w:jc w:val="both"/>
+        <w:rPr>
+          <w:rFonts w:hint="default" w:ascii="Arial" w:hAnsi="Arial" w:cs="Arial"/>
+          <w:color w:val="0000FF"/>
+          <w:sz w:val="24"/>
+          <w:szCs w:val="24"/>
+          <w:u w:val="single"/>
+          <w:lang w:val="en-US"/>
+        </w:rPr>
+      </w:pPr>
+      <w:r>
+        <w:rPr>
+          <w:rFonts w:hint="default" w:ascii="Arial" w:hAnsi="Arial" w:cs="Arial"/>
+          <w:color w:val="0000FF"/>
+          <w:sz w:val="24"/>
+          <w:szCs w:val="24"/>
+          <w:u w:val="single"/>
+          <w:lang w:val="en-US"/>
+        </w:rPr>
+        <w:t>http://ec2-43-204-230-6.ap-south-1.compute.amazonaws.com:3000/</w:t>
+      </w:r>
     </w:p>
     <w:p>
       <w:pPr>
